--- a/Forests/03_Field_Methods/datasheets/Soil-Carbon-Data-Sheet.docx
+++ b/Forests/03_Field_Methods/datasheets/Soil-Carbon-Data-Sheet.docx
@@ -229,6 +229,30 @@
               <w:rPr>
                 <w:rtl w:val="0"/>
               </w:rPr>
+              <w:t xml:space="preserve">GNSS accuracy (m): </w:t>
+            </w:r>
+          </w:p>
+          <w:p>
+            <w:pPr>
+              <w:spacing w:line="240" w:lineRule="auto"/>
+              <w:rPr/>
+            </w:pPr>
+            <w:r>
+              <w:rPr>
+                <w:rtl w:val="0"/>
+              </w:rPr>
+              <w:t xml:space="preserve">Datum (e.g. WGS84): </w:t>
+            </w:r>
+          </w:p>
+          <w:p>
+            <w:pPr>
+              <w:spacing w:line="240" w:lineRule="auto"/>
+              <w:rPr/>
+            </w:pPr>
+            <w:r>
+              <w:rPr>
+                <w:rtl w:val="0"/>
+              </w:rPr>
               <w:t xml:space="preserve">Date:                   Time: </w:t>
             </w:r>
           </w:p>
@@ -424,7 +448,7 @@
               <w:rPr>
                 <w:rtl w:val="0"/>
               </w:rPr>
-              <w:t xml:space="preserve">Outside Depth: </w:t>
+              <w:t xml:space="preserve">Hole depth (cm): </w:t>
             </w:r>
           </w:p>
           <w:p>
@@ -436,7 +460,31 @@
               <w:rPr>
                 <w:rtl w:val="0"/>
               </w:rPr>
-              <w:t xml:space="preserve">Inside Depth: </w:t>
+              <w:t xml:space="preserve">Core length recovered (cm): </w:t>
+            </w:r>
+          </w:p>
+          <w:p>
+            <w:pPr>
+              <w:spacing w:line="240" w:lineRule="auto"/>
+              <w:rPr/>
+            </w:pPr>
+            <w:r>
+              <w:rPr>
+                <w:rtl w:val="0"/>
+              </w:rPr>
+              <w:t xml:space="preserve">Depth to substratum (cm): </w:t>
+            </w:r>
+          </w:p>
+          <w:p>
+            <w:pPr>
+              <w:spacing w:line="240" w:lineRule="auto"/>
+              <w:rPr/>
+            </w:pPr>
+            <w:r>
+              <w:rPr>
+                <w:rtl w:val="0"/>
+              </w:rPr>
+              <w:t xml:space="preserve">Sampling method (core / pit / shallow): </w:t>
             </w:r>
           </w:p>
         </w:tc>
@@ -503,7 +551,7 @@
               <w:rPr>
                 <w:rtl w:val="0"/>
               </w:rPr>
-              <w:t xml:space="preserve">Section Depth (Top-Bottom; cm)</w:t>
+              <w:t xml:space="preserve">Section Depth (Top–Bottom; cm)</w:t>
             </w:r>
           </w:p>
         </w:tc>
@@ -533,7 +581,7 @@
               <w:rPr>
                 <w:rtl w:val="0"/>
               </w:rPr>
-              <w:t xml:space="preserve">Notes</w:t>
+              <w:t xml:space="preserve">Coarse fragments (% vol) · horizon, colour, texture, notes</w:t>
             </w:r>
           </w:p>
         </w:tc>
